--- a/Sebastian_Freccero_CV_2026.docx
+++ b/Sebastian_Freccero_CV_2026.docx
@@ -24,12 +24,6 @@
         <w:gridCol w:w="8886"/>
       </w:tblGrid>
       <w:tr>
-        <w:tblPrEx>
-          <w:tblCellMar>
-            <w:top w:w="0" w:type="dxa"/>
-            <w:bottom w:w="0" w:type="dxa"/>
-          </w:tblCellMar>
-        </w:tblPrEx>
         <w:tc>
           <w:tcPr>
             <w:tcW w:w="9026" w:type="dxa"/>
@@ -78,7 +72,39 @@
                 <w:sz w:val="22"/>
                 <w:szCs w:val="22"/>
               </w:rPr>
-              <w:t>Business Developer Sr.  |  Key Account Manager  |  Venta Consultiva B2B</w:t>
+              <w:t xml:space="preserve">Business Developer Sr.  </w:t>
+            </w:r>
+            <w:r>
+              <w:rPr>
+                <w:color w:val="8AAFD4"/>
+                <w:sz w:val="22"/>
+                <w:szCs w:val="22"/>
+              </w:rPr>
+              <w:t>| Key</w:t>
+            </w:r>
+            <w:r>
+              <w:rPr>
+                <w:color w:val="8AAFD4"/>
+                <w:sz w:val="22"/>
+                <w:szCs w:val="22"/>
+              </w:rPr>
+              <w:t xml:space="preserve"> Account </w:t>
+            </w:r>
+            <w:r>
+              <w:rPr>
+                <w:color w:val="8AAFD4"/>
+                <w:sz w:val="22"/>
+                <w:szCs w:val="22"/>
+              </w:rPr>
+              <w:t>Manager | Venta</w:t>
+            </w:r>
+            <w:r>
+              <w:rPr>
+                <w:color w:val="8AAFD4"/>
+                <w:sz w:val="22"/>
+                <w:szCs w:val="22"/>
+              </w:rPr>
+              <w:t xml:space="preserve"> Consultiva B2B</w:t>
             </w:r>
           </w:p>
           <w:p>
@@ -94,12 +120,23 @@
             </w:pPr>
             <w:r>
               <w:rPr>
+                <w:b/>
+                <w:bCs/>
                 <w:color w:val="B8CCE4"/>
                 <w:sz w:val="19"/>
                 <w:szCs w:val="19"/>
                 <w:lang w:val="es-AR"/>
               </w:rPr>
-              <w:t>Tel: 11-5103-0943</w:t>
+              <w:t>Tel</w:t>
+            </w:r>
+            <w:r>
+              <w:rPr>
+                <w:color w:val="B8CCE4"/>
+                <w:sz w:val="19"/>
+                <w:szCs w:val="19"/>
+                <w:lang w:val="es-AR"/>
+              </w:rPr>
+              <w:t>: 11-5103-0943</w:t>
             </w:r>
             <w:r>
               <w:rPr>
@@ -109,11 +146,37 @@
             </w:r>
             <w:r>
               <w:rPr>
+                <w:b/>
+                <w:bCs/>
                 <w:color w:val="B8CCE4"/>
                 <w:sz w:val="19"/>
                 <w:szCs w:val="19"/>
                 <w:lang w:val="es-AR"/>
               </w:rPr>
+              <w:t>Email</w:t>
+            </w:r>
+            <w:r>
+              <w:rPr>
+                <w:color w:val="B8CCE4"/>
+                <w:sz w:val="19"/>
+                <w:szCs w:val="19"/>
+                <w:lang w:val="es-AR"/>
+              </w:rPr>
+              <w:t>:</w:t>
+            </w:r>
+            <w:r>
+              <w:rPr>
+                <w:lang w:val="es-AR"/>
+              </w:rPr>
+              <w:t xml:space="preserve"> </w:t>
+            </w:r>
+            <w:r>
+              <w:rPr>
+                <w:color w:val="B8CCE4"/>
+                <w:sz w:val="19"/>
+                <w:szCs w:val="19"/>
+                <w:lang w:val="es-AR"/>
+              </w:rPr>
               <w:t>sebafrec@gmail.com</w:t>
             </w:r>
             <w:r>
@@ -124,6 +187,12 @@
             </w:r>
             <w:r>
               <w:rPr>
+                <w:lang w:val="es-AR"/>
+              </w:rPr>
+              <w:t xml:space="preserve">           </w:t>
+            </w:r>
+            <w:r>
+              <w:rPr>
                 <w:color w:val="B8CCE4"/>
                 <w:sz w:val="19"/>
                 <w:szCs w:val="19"/>
@@ -140,13 +209,75 @@
               </w:rPr>
               <w:t>, Buenos Aires</w:t>
             </w:r>
-          </w:p>
-          <w:p>
             <w:r>
               <w:rPr>
                 <w:color w:val="B8CCE4"/>
                 <w:sz w:val="19"/>
                 <w:szCs w:val="19"/>
+                <w:lang w:val="es-AR"/>
+              </w:rPr>
+              <w:br/>
+            </w:r>
+          </w:p>
+          <w:p>
+            <w:pPr>
+              <w:rPr>
+                <w:lang w:val="es-AR"/>
+              </w:rPr>
+            </w:pPr>
+            <w:r>
+              <w:rPr>
+                <w:color w:val="B8CCE4"/>
+                <w:sz w:val="19"/>
+                <w:szCs w:val="19"/>
+                <w:lang w:val="es-AR"/>
+              </w:rPr>
+              <w:t>Portfolio persona</w:t>
+            </w:r>
+            <w:r>
+              <w:rPr>
+                <w:color w:val="B8CCE4"/>
+                <w:sz w:val="19"/>
+                <w:szCs w:val="19"/>
+                <w:lang w:val="es-AR"/>
+              </w:rPr>
+              <w:t xml:space="preserve">l: </w:t>
+            </w:r>
+            <w:hyperlink r:id="rId5" w:history="1">
+              <w:r>
+                <w:rPr>
+                  <w:color w:val="B8CCE4"/>
+                  <w:sz w:val="19"/>
+                  <w:szCs w:val="19"/>
+                  <w:lang w:val="es-AR"/>
+                </w:rPr>
+                <w:t>https://sebafreccero.github.io/</w:t>
+              </w:r>
+            </w:hyperlink>
+            <w:r>
+              <w:rPr>
+                <w:color w:val="B8CCE4"/>
+                <w:sz w:val="19"/>
+                <w:szCs w:val="19"/>
+                <w:lang w:val="es-AR"/>
+              </w:rPr>
+              <w:br/>
+            </w:r>
+            <w:r>
+              <w:rPr>
+                <w:color w:val="B8CCE4"/>
+                <w:sz w:val="19"/>
+                <w:szCs w:val="19"/>
+                <w:lang w:val="es-AR"/>
+              </w:rPr>
+              <w:t xml:space="preserve">Perfil LinkedIn: </w:t>
+            </w:r>
+            <w:r>
+              <w:rPr>
+                <w:color w:val="B8CCE4"/>
+                <w:sz w:val="19"/>
+                <w:szCs w:val="19"/>
+                <w:lang w:val="es-AR"/>
               </w:rPr>
               <w:t>linkedin.com/in/sebastian-freccero-22551b30</w:t>
             </w:r>
@@ -154,12 +285,6 @@
         </w:tc>
       </w:tr>
       <w:tr>
-        <w:tblPrEx>
-          <w:tblCellMar>
-            <w:top w:w="0" w:type="dxa"/>
-            <w:bottom w:w="0" w:type="dxa"/>
-          </w:tblCellMar>
-        </w:tblPrEx>
         <w:tc>
           <w:tcPr>
             <w:tcW w:w="140" w:type="dxa"/>
@@ -178,7 +303,15 @@
             </w:tcMar>
           </w:tcPr>
           <w:p>
-            <w:r>
+            <w:pPr>
+              <w:rPr>
+                <w:lang w:val="es-AR"/>
+              </w:rPr>
+            </w:pPr>
+            <w:r>
+              <w:rPr>
+                <w:lang w:val="es-AR"/>
+              </w:rPr>
               <w:t xml:space="preserve"> </w:t>
             </w:r>
           </w:p>
@@ -241,13 +374,7 @@
               <w:rPr>
                 <w:lang w:val="es-AR"/>
               </w:rPr>
-              <w:t>Profesional comercial con más de 16 años de experiencia en desarrollo de negocios, gestión de cuentas clave y canales B2B, mayorista e indirecto. Trayectoria consolidada en multinacionales de consumo masivo, logística y tecnología. Especializado en prospec</w:t>
-            </w:r>
-            <w:r>
-              <w:rPr>
-                <w:lang w:val="es-AR"/>
-              </w:rPr>
-              <w:t>ción, calificación</w:t>
+              <w:t>Profesional comercial con más de 16 años de experiencia en desarrollo de negocios, gestión de cuentas clave y canales B2B, mayorista e indirecto. Trayectoria consolidada en multinacionales de consumo masivo, logística y tecnología. Especializado en prospección, calificación</w:t>
             </w:r>
             <w:r>
               <w:rPr>
@@ -265,13 +392,7 @@
               <w:rPr>
                 <w:lang w:val="es-AR"/>
               </w:rPr>
-              <w:t xml:space="preserve"> de leads</w:t>
-            </w:r>
-            <w:r>
-              <w:rPr>
-                <w:lang w:val="es-AR"/>
-              </w:rPr>
-              <w:t>, negociación de contratos</w:t>
+              <w:t xml:space="preserve"> de leads, negociación de contratos</w:t>
             </w:r>
             <w:r>
               <w:rPr>
@@ -283,33 +404,13 @@
               <w:rPr>
                 <w:lang w:val="es-AR"/>
               </w:rPr>
-              <w:t>licitaciones, y liderazgo de carteras corporativas. Actualmente cursando la especialización en Consultoría de Inteligencia Artificial, integrando herramientas y metodolog</w:t>
-            </w:r>
-            <w:r>
-              <w:rPr>
-                <w:lang w:val="es-AR"/>
-              </w:rPr>
-              <w:t>ías IA a la estrategia comercial.</w:t>
-            </w:r>
-            <w:r>
-              <w:rPr>
-                <w:lang w:val="es-AR"/>
-              </w:rPr>
-              <w:t xml:space="preserve"> (</w:t>
-            </w:r>
-            <w:proofErr w:type="gramStart"/>
-            <w:r>
-              <w:rPr>
-                <w:lang w:val="es-AR"/>
-              </w:rPr>
-              <w:t>Mayo</w:t>
-            </w:r>
-            <w:proofErr w:type="gramEnd"/>
-            <w:r>
-              <w:rPr>
-                <w:lang w:val="es-AR"/>
-              </w:rPr>
-              <w:t xml:space="preserve"> 2026)</w:t>
+              <w:t>licitaciones, y liderazgo de carteras corporativas. Actualmente cursando la especialización en Consultoría de Inteligencia Artificial, integrando herramientas y metodologías IA a la estrategia comercial.</w:t>
+            </w:r>
+            <w:r>
+              <w:rPr>
+                <w:lang w:val="es-AR"/>
+              </w:rPr>
+              <w:t xml:space="preserve"> (Mayo 2026)</w:t>
             </w:r>
           </w:p>
           <w:p>
@@ -360,15 +461,7 @@
                 <w:szCs w:val="19"/>
                 <w:lang w:val="es-AR"/>
               </w:rPr>
-              <w:t>▸</w:t>
-            </w:r>
-            <w:r>
-              <w:rPr>
-                <w:sz w:val="19"/>
-                <w:szCs w:val="19"/>
-                <w:lang w:val="es-AR"/>
-              </w:rPr>
-              <w:t xml:space="preserve"> </w:t>
+              <w:t xml:space="preserve">▸ </w:t>
             </w:r>
             <w:r>
               <w:rPr>
@@ -384,23 +477,7 @@
                 <w:szCs w:val="19"/>
                 <w:lang w:val="es-AR"/>
               </w:rPr>
-              <w:t xml:space="preserve"> de cuentas clave (KAM)</w:t>
-            </w:r>
-            <w:r>
-              <w:rPr>
-                <w:sz w:val="19"/>
-                <w:szCs w:val="19"/>
-                <w:lang w:val="es-AR"/>
-              </w:rPr>
-              <w:t>▸</w:t>
-            </w:r>
-            <w:r>
-              <w:rPr>
-                <w:sz w:val="19"/>
-                <w:szCs w:val="19"/>
-                <w:lang w:val="es-AR"/>
-              </w:rPr>
-              <w:t xml:space="preserve"> Desarrollo de negocios B2B</w:t>
+              <w:t xml:space="preserve"> de cuentas clave (KAM)▸ Desarrollo de negocios B2B</w:t>
             </w:r>
             <w:r>
               <w:rPr>
@@ -414,15 +491,7 @@
                 <w:szCs w:val="19"/>
                 <w:lang w:val="es-AR"/>
               </w:rPr>
-              <w:t>▸</w:t>
-            </w:r>
-            <w:r>
-              <w:rPr>
-                <w:sz w:val="19"/>
-                <w:szCs w:val="19"/>
-                <w:lang w:val="es-AR"/>
-              </w:rPr>
-              <w:t xml:space="preserve"> Canal mayorista e indirecto</w:t>
+              <w:t>▸ Canal mayorista e indirecto</w:t>
             </w:r>
           </w:p>
           <w:p>
@@ -442,15 +511,7 @@
                 <w:szCs w:val="19"/>
                 <w:lang w:val="es-AR"/>
               </w:rPr>
-              <w:t>▸</w:t>
-            </w:r>
-            <w:r>
-              <w:rPr>
-                <w:sz w:val="19"/>
-                <w:szCs w:val="19"/>
-                <w:lang w:val="es-AR"/>
-              </w:rPr>
-              <w:t xml:space="preserve"> </w:t>
+              <w:t xml:space="preserve">▸ </w:t>
             </w:r>
             <w:r>
               <w:rPr>
@@ -466,23 +527,7 @@
                 <w:szCs w:val="19"/>
                 <w:lang w:val="es-AR"/>
               </w:rPr>
-              <w:t xml:space="preserve"> leads: BANT / MEDDICC</w:t>
-            </w:r>
-            <w:r>
-              <w:rPr>
-                <w:sz w:val="19"/>
-                <w:szCs w:val="19"/>
-                <w:lang w:val="es-AR"/>
-              </w:rPr>
-              <w:t>▸</w:t>
-            </w:r>
-            <w:r>
-              <w:rPr>
-                <w:sz w:val="19"/>
-                <w:szCs w:val="19"/>
-                <w:lang w:val="es-AR"/>
-              </w:rPr>
-              <w:t xml:space="preserve"> </w:t>
+              <w:t xml:space="preserve"> leads: BANT / MEDDICC▸ </w:t>
             </w:r>
             <w:r>
               <w:rPr>
@@ -512,15 +557,7 @@
                 <w:szCs w:val="19"/>
                 <w:lang w:val="es-AR"/>
               </w:rPr>
-              <w:t>▸</w:t>
-            </w:r>
-            <w:r>
-              <w:rPr>
-                <w:sz w:val="19"/>
-                <w:szCs w:val="19"/>
-                <w:lang w:val="es-AR"/>
-              </w:rPr>
-              <w:t xml:space="preserve"> Pipeline y forecast comercial</w:t>
+              <w:t>▸ Pipeline y forecast comercial</w:t>
             </w:r>
           </w:p>
           <w:p>
@@ -540,23 +577,7 @@
                 <w:szCs w:val="19"/>
                 <w:lang w:val="es-AR"/>
               </w:rPr>
-              <w:t>▸</w:t>
-            </w:r>
-            <w:r>
-              <w:rPr>
-                <w:sz w:val="19"/>
-                <w:szCs w:val="19"/>
-                <w:lang w:val="es-AR"/>
-              </w:rPr>
-              <w:t xml:space="preserve"> CRM y herr</w:t>
-            </w:r>
-            <w:r>
-              <w:rPr>
-                <w:sz w:val="19"/>
-                <w:szCs w:val="19"/>
-                <w:lang w:val="es-AR"/>
-              </w:rPr>
-              <w:t>amientas digitales</w:t>
+              <w:t>▸ CRM y herramientas digitales</w:t>
             </w:r>
             <w:r>
               <w:rPr>
@@ -570,15 +591,7 @@
                 <w:szCs w:val="19"/>
                 <w:lang w:val="es-AR"/>
               </w:rPr>
-              <w:t>▸</w:t>
-            </w:r>
-            <w:r>
-              <w:rPr>
-                <w:sz w:val="19"/>
-                <w:szCs w:val="19"/>
-                <w:lang w:val="es-AR"/>
-              </w:rPr>
-              <w:t xml:space="preserve"> Trade marketing y PDV</w:t>
+              <w:t>▸ Trade marketing y PDV</w:t>
             </w:r>
             <w:r>
               <w:rPr>
@@ -592,15 +605,7 @@
                 <w:szCs w:val="19"/>
                 <w:lang w:val="es-AR"/>
               </w:rPr>
-              <w:t>▸</w:t>
-            </w:r>
-            <w:r>
-              <w:rPr>
-                <w:sz w:val="19"/>
-                <w:szCs w:val="19"/>
-                <w:lang w:val="es-AR"/>
-              </w:rPr>
-              <w:t xml:space="preserve"> KPIs y </w:t>
+              <w:t xml:space="preserve">▸ KPIs y </w:t>
             </w:r>
             <w:r>
               <w:rPr>
@@ -636,15 +641,7 @@
                 <w:szCs w:val="19"/>
                 <w:lang w:val="es-AR"/>
               </w:rPr>
-              <w:t>▸</w:t>
-            </w:r>
-            <w:r>
-              <w:rPr>
-                <w:sz w:val="19"/>
-                <w:szCs w:val="19"/>
-                <w:lang w:val="es-AR"/>
-              </w:rPr>
-              <w:t xml:space="preserve"> Project Management / Scrum</w:t>
+              <w:t>▸ Project Management / Scrum</w:t>
             </w:r>
             <w:r>
               <w:rPr>
@@ -658,15 +655,7 @@
                 <w:szCs w:val="19"/>
                 <w:lang w:val="es-AR"/>
               </w:rPr>
-              <w:t>▸</w:t>
-            </w:r>
-            <w:r>
-              <w:rPr>
-                <w:sz w:val="19"/>
-                <w:szCs w:val="19"/>
-                <w:lang w:val="es-AR"/>
-              </w:rPr>
-              <w:t xml:space="preserve"> </w:t>
+              <w:t xml:space="preserve">▸ </w:t>
             </w:r>
             <w:r>
               <w:rPr>
@@ -712,15 +701,7 @@
                 <w:szCs w:val="19"/>
                 <w:lang w:val="es-AR"/>
               </w:rPr>
-              <w:t>▸</w:t>
-            </w:r>
-            <w:r>
-              <w:rPr>
-                <w:sz w:val="19"/>
-                <w:szCs w:val="19"/>
-                <w:lang w:val="es-AR"/>
-              </w:rPr>
-              <w:t xml:space="preserve"> Ingles intermedio funcional</w:t>
+              <w:t>▸ Ingles intermedio funcional</w:t>
             </w:r>
           </w:p>
           <w:p>
@@ -803,7 +784,6 @@
               </w:rPr>
               <w:tab/>
             </w:r>
-            <w:proofErr w:type="gramStart"/>
             <w:r>
               <w:rPr>
                 <w:i/>
@@ -811,17 +791,7 @@
                 <w:color w:val="666666"/>
                 <w:lang w:val="es-AR"/>
               </w:rPr>
-              <w:t>Noviembre</w:t>
-            </w:r>
-            <w:proofErr w:type="gramEnd"/>
-            <w:r>
-              <w:rPr>
-                <w:i/>
-                <w:iCs/>
-                <w:color w:val="666666"/>
-                <w:lang w:val="es-AR"/>
-              </w:rPr>
-              <w:t xml:space="preserve"> 2024 - Enero 2026</w:t>
+              <w:t>Noviembre 2024 - Enero 2026</w:t>
             </w:r>
           </w:p>
           <w:p>
@@ -970,13 +940,7 @@
               <w:rPr>
                 <w:lang w:val="es-AR"/>
               </w:rPr>
-              <w:t>(</w:t>
-            </w:r>
-            <w:r>
-              <w:rPr>
-                <w:lang w:val="es-AR"/>
-              </w:rPr>
-              <w:t>2025/2026).</w:t>
+              <w:t>(2025/2026).</w:t>
             </w:r>
           </w:p>
           <w:p>
@@ -1057,13 +1021,7 @@
               <w:rPr>
                 <w:lang w:val="es-AR"/>
               </w:rPr>
-              <w:t>Responsable del revenue de la cartera de cuentas asignadas, con ownership directo sobre los resultados comerciales del segm</w:t>
-            </w:r>
-            <w:r>
-              <w:rPr>
-                <w:lang w:val="es-AR"/>
-              </w:rPr>
-              <w:t>ento.</w:t>
+              <w:t>Responsable del revenue de la cartera de cuentas asignadas, con ownership directo sobre los resultados comerciales del segmento.</w:t>
             </w:r>
           </w:p>
           <w:p>
@@ -1167,13 +1125,7 @@
               <w:rPr>
                 <w:lang w:val="es-AR"/>
               </w:rPr>
-              <w:t xml:space="preserve"> segmento d</w:t>
-            </w:r>
-            <w:r>
-              <w:rPr>
-                <w:lang w:val="es-AR"/>
-              </w:rPr>
-              <w:t>e cliente.</w:t>
+              <w:t xml:space="preserve"> segmento de cliente.</w:t>
             </w:r>
           </w:p>
           <w:p>
@@ -1266,13 +1218,7 @@
               <w:rPr>
                 <w:lang w:val="es-AR"/>
               </w:rPr>
-              <w:t xml:space="preserve"> de</w:t>
-            </w:r>
-            <w:r>
-              <w:rPr>
-                <w:lang w:val="es-AR"/>
-              </w:rPr>
-              <w:t xml:space="preserve"> acuerdos comerciales </w:t>
+              <w:t xml:space="preserve"> de acuerdos comerciales </w:t>
             </w:r>
             <w:r>
               <w:rPr>
@@ -1389,6 +1335,7 @@
                 <w:sz w:val="21"/>
                 <w:szCs w:val="21"/>
               </w:rPr>
+              <w:lastRenderedPageBreak/>
               <w:t>Key Account Manager</w:t>
             </w:r>
             <w:r>
@@ -1424,13 +1371,7 @@
               <w:rPr>
                 <w:lang w:val="es-AR"/>
               </w:rPr>
-              <w:t xml:space="preserve"> de cartera de cue</w:t>
-            </w:r>
-            <w:r>
-              <w:rPr>
-                <w:lang w:val="es-AR"/>
-              </w:rPr>
-              <w:t>ntas clave en canal mayorista y B2B.</w:t>
+              <w:t xml:space="preserve"> de cartera de cuentas clave en canal mayorista y B2B.</w:t>
             </w:r>
           </w:p>
           <w:p>
@@ -1449,7 +1390,6 @@
               <w:rPr>
                 <w:lang w:val="es-AR"/>
               </w:rPr>
-              <w:lastRenderedPageBreak/>
               <w:t>Prospección</w:t>
             </w:r>
             <w:r>
@@ -1542,13 +1482,7 @@
               <w:rPr>
                 <w:lang w:val="es-AR"/>
               </w:rPr>
-              <w:t xml:space="preserve"> de proyectos comerciales para el sector corporativo</w:t>
-            </w:r>
-            <w:r>
-              <w:rPr>
-                <w:lang w:val="es-AR"/>
-              </w:rPr>
-              <w:t xml:space="preserve">, </w:t>
+              <w:t xml:space="preserve"> de proyectos comerciales para el sector corporativo, </w:t>
             </w:r>
             <w:r>
               <w:rPr>
@@ -1643,7 +1577,6 @@
               </w:rPr>
               <w:tab/>
             </w:r>
-            <w:proofErr w:type="gramStart"/>
             <w:r>
               <w:rPr>
                 <w:i/>
@@ -1651,17 +1584,7 @@
                 <w:color w:val="666666"/>
                 <w:lang w:val="es-AR"/>
               </w:rPr>
-              <w:t>Mayo</w:t>
-            </w:r>
-            <w:proofErr w:type="gramEnd"/>
-            <w:r>
-              <w:rPr>
-                <w:i/>
-                <w:iCs/>
-                <w:color w:val="666666"/>
-                <w:lang w:val="es-AR"/>
-              </w:rPr>
-              <w:t xml:space="preserve"> 2016 - Enero 2018</w:t>
+              <w:t>Mayo 2016 - Enero 2018</w:t>
             </w:r>
           </w:p>
           <w:p>
@@ -1717,13 +1640,7 @@
               <w:rPr>
                 <w:lang w:val="es-AR"/>
               </w:rPr>
-              <w:t xml:space="preserve"> de c</w:t>
-            </w:r>
-            <w:r>
-              <w:rPr>
-                <w:lang w:val="es-AR"/>
-              </w:rPr>
-              <w:t xml:space="preserve">artera de clientes en sectores de </w:t>
+              <w:t xml:space="preserve"> de cartera de clientes en sectores de </w:t>
             </w:r>
             <w:r>
               <w:rPr>
@@ -1815,13 +1732,7 @@
               <w:rPr>
                 <w:lang w:val="es-AR"/>
               </w:rPr>
-              <w:t xml:space="preserve"> de cadena de suministro y sistema productivo de</w:t>
-            </w:r>
-            <w:r>
-              <w:rPr>
-                <w:lang w:val="es-AR"/>
-              </w:rPr>
-              <w:t>l cliente.</w:t>
+              <w:t xml:space="preserve"> de cadena de suministro y sistema productivo del cliente.</w:t>
             </w:r>
           </w:p>
           <w:p>
@@ -1934,7 +1845,6 @@
               </w:rPr>
               <w:tab/>
             </w:r>
-            <w:proofErr w:type="gramStart"/>
             <w:r>
               <w:rPr>
                 <w:i/>
@@ -1942,17 +1852,7 @@
                 <w:color w:val="666666"/>
                 <w:lang w:val="es-AR"/>
               </w:rPr>
-              <w:t>Febrero</w:t>
-            </w:r>
-            <w:proofErr w:type="gramEnd"/>
-            <w:r>
-              <w:rPr>
-                <w:i/>
-                <w:iCs/>
-                <w:color w:val="666666"/>
-                <w:lang w:val="es-AR"/>
-              </w:rPr>
-              <w:t xml:space="preserve"> 2014 - Agosto 2015</w:t>
+              <w:t>Febrero 2014 - Agosto 2015</w:t>
             </w:r>
           </w:p>
           <w:p>
@@ -1973,7 +1873,6 @@
               </w:rPr>
               <w:t xml:space="preserve">Comercial Viajante / </w:t>
             </w:r>
-            <w:proofErr w:type="spellStart"/>
             <w:r>
               <w:rPr>
                 <w:b/>
@@ -1994,19 +1893,7 @@
                 <w:szCs w:val="21"/>
                 <w:lang w:val="es-AR"/>
               </w:rPr>
-              <w:t>rade</w:t>
-            </w:r>
-            <w:proofErr w:type="spellEnd"/>
-            <w:r>
-              <w:rPr>
-                <w:b/>
-                <w:bCs/>
-                <w:color w:val="2E6DA4"/>
-                <w:sz w:val="21"/>
-                <w:szCs w:val="21"/>
-                <w:lang w:val="es-AR"/>
-              </w:rPr>
-              <w:t xml:space="preserve"> MKT</w:t>
+              <w:t>rade MKT</w:t>
             </w:r>
           </w:p>
           <w:p>
@@ -2317,29 +2204,7 @@
                 <w:szCs w:val="21"/>
                 <w:lang w:val="es-AR"/>
               </w:rPr>
-              <w:t xml:space="preserve">Universidad </w:t>
-            </w:r>
-            <w:r>
-              <w:rPr>
-                <w:b/>
-                <w:bCs/>
-                <w:color w:val="1F3A5F"/>
-                <w:sz w:val="21"/>
-                <w:szCs w:val="21"/>
-                <w:lang w:val="es-AR"/>
-              </w:rPr>
-              <w:t>Tecnológica</w:t>
-            </w:r>
-            <w:r>
-              <w:rPr>
-                <w:b/>
-                <w:bCs/>
-                <w:color w:val="1F3A5F"/>
-                <w:sz w:val="21"/>
-                <w:szCs w:val="21"/>
-                <w:lang w:val="es-AR"/>
-              </w:rPr>
-              <w:t xml:space="preserve"> Nacional.</w:t>
+              <w:t>Universidad Tecnológica Nacional.</w:t>
             </w:r>
           </w:p>
           <w:p>
@@ -2348,12 +2213,14 @@
               <w:rPr>
                 <w:sz w:val="19"/>
                 <w:szCs w:val="19"/>
-              </w:rPr>
-            </w:pPr>
-            <w:r>
-              <w:rPr>
-                <w:sz w:val="19"/>
-                <w:szCs w:val="19"/>
+                <w:lang w:val="es-AR"/>
+              </w:rPr>
+            </w:pPr>
+            <w:r>
+              <w:rPr>
+                <w:sz w:val="19"/>
+                <w:szCs w:val="19"/>
+                <w:lang w:val="es-AR"/>
               </w:rPr>
               <w:t>Scrum Grand Master</w:t>
             </w:r>
@@ -2364,8 +2231,25 @@
                 <w:color w:val="666666"/>
                 <w:sz w:val="19"/>
                 <w:szCs w:val="19"/>
-              </w:rPr>
-              <w:t xml:space="preserve"> |  202</w:t>
+                <w:lang w:val="es-AR"/>
+              </w:rPr>
+              <w:t xml:space="preserve"> |  2022</w:t>
+            </w:r>
+          </w:p>
+          <w:p>
+            <w:pPr>
+              <w:spacing w:before="40" w:after="40"/>
+              <w:rPr>
+                <w:lang w:val="es-AR"/>
+              </w:rPr>
+            </w:pPr>
+            <w:r>
+              <w:rPr>
+                <w:sz w:val="19"/>
+                <w:szCs w:val="19"/>
+                <w:lang w:val="es-AR"/>
+              </w:rPr>
+              <w:t>Project Management</w:t>
             </w:r>
             <w:r>
               <w:rPr>
@@ -2374,20 +2258,9 @@
                 <w:color w:val="666666"/>
                 <w:sz w:val="19"/>
                 <w:szCs w:val="19"/>
-              </w:rPr>
-              <w:t>2</w:t>
-            </w:r>
-          </w:p>
-          <w:p>
-            <w:pPr>
-              <w:spacing w:before="40" w:after="40"/>
-            </w:pPr>
-            <w:r>
-              <w:rPr>
-                <w:sz w:val="19"/>
-                <w:szCs w:val="19"/>
-              </w:rPr>
-              <w:t>Project Management</w:t>
+                <w:lang w:val="es-AR"/>
+              </w:rPr>
+              <w:t xml:space="preserve"> |  202</w:t>
             </w:r>
             <w:r>
               <w:rPr>
@@ -2396,28 +2269,25 @@
                 <w:color w:val="666666"/>
                 <w:sz w:val="19"/>
                 <w:szCs w:val="19"/>
-              </w:rPr>
-              <w:t xml:space="preserve"> |  202</w:t>
-            </w:r>
-            <w:r>
-              <w:rPr>
-                <w:i/>
-                <w:iCs/>
-                <w:color w:val="666666"/>
-                <w:sz w:val="19"/>
-                <w:szCs w:val="19"/>
-              </w:rPr>
-              <w:t>2</w:t>
+                <w:lang w:val="es-AR"/>
+              </w:rPr>
+              <w:t>3</w:t>
             </w:r>
           </w:p>
           <w:p>
             <w:pPr>
               <w:spacing w:after="20"/>
+              <w:rPr>
+                <w:lang w:val="es-AR"/>
+              </w:rPr>
             </w:pPr>
           </w:p>
           <w:p>
             <w:pPr>
               <w:spacing w:before="240" w:after="60"/>
+              <w:rPr>
+                <w:lang w:val="es-AR"/>
+              </w:rPr>
             </w:pPr>
             <w:r>
               <w:rPr>
@@ -2427,6 +2297,7 @@
                 <w:spacing w:val="40"/>
                 <w:sz w:val="26"/>
                 <w:szCs w:val="26"/>
+                <w:lang w:val="es-AR"/>
               </w:rPr>
               <w:t>CAPACITACIONES Y CURSOS</w:t>
             </w:r>
@@ -2544,14 +2415,7 @@
                 <w:sz w:val="19"/>
                 <w:szCs w:val="19"/>
               </w:rPr>
-              <w:t>Introduction to Customer Relation</w:t>
-            </w:r>
-            <w:r>
-              <w:rPr>
-                <w:sz w:val="19"/>
-                <w:szCs w:val="19"/>
-              </w:rPr>
-              <w:t>ship Management (CRM)</w:t>
+              <w:t>Introduction to Customer Relationship Management (CRM)</w:t>
             </w:r>
           </w:p>
           <w:p>
@@ -2640,19 +2504,8 @@
                 <w:color w:val="1F3A5F"/>
                 <w:lang w:val="es-AR"/>
               </w:rPr>
-              <w:t xml:space="preserve">Marcelo </w:t>
-            </w:r>
-            <w:proofErr w:type="spellStart"/>
-            <w:r>
-              <w:rPr>
-                <w:b/>
-                <w:bCs/>
-                <w:color w:val="1F3A5F"/>
-                <w:lang w:val="es-AR"/>
-              </w:rPr>
-              <w:t>Zoppi</w:t>
-            </w:r>
-            <w:proofErr w:type="spellEnd"/>
+              <w:t>Marcelo Zoppi</w:t>
+            </w:r>
             <w:r>
               <w:rPr>
                 <w:lang w:val="es-AR"/>
